--- a/VI sem/PPO/lab03/lab03.docx
+++ b/VI sem/PPO/lab03/lab03.docx
@@ -255,29 +255,7 @@
           <w:szCs w:val="28"/>
           <w:lang w:val="ru-RU"/>
         </w:rPr>
-        <w:t xml:space="preserve">IDEF3, получение навыков по применению IDEF3 для описания </w:t>
-      </w:r>
-      <w:proofErr w:type="spellStart"/>
-      <w:r>
-        <w:rPr>
-          <w:rFonts w:ascii="Times New Roman" w:hAnsi="Times New Roman" w:cs="Times New Roman"/>
-          <w:bCs/>
-          <w:sz w:val="28"/>
-          <w:szCs w:val="28"/>
-          <w:lang w:val="ru-RU"/>
-        </w:rPr>
-        <w:t>бизнеспроцессов</w:t>
-      </w:r>
-      <w:proofErr w:type="spellEnd"/>
-      <w:r>
-        <w:rPr>
-          <w:rFonts w:ascii="Times New Roman" w:hAnsi="Times New Roman" w:cs="Times New Roman"/>
-          <w:bCs/>
-          <w:sz w:val="28"/>
-          <w:szCs w:val="28"/>
-          <w:lang w:val="ru-RU"/>
-        </w:rPr>
-        <w:t xml:space="preserve"> на основании требований к информационной системе.</w:t>
+        <w:t>IDEF3, получение навыков по применению IDEF3 для описания бизнеспроцессов на основании требований к информационной системе.</w:t>
       </w:r>
     </w:p>
     <w:p>
@@ -478,7 +456,27 @@
           <w:szCs w:val="28"/>
           <w:lang w:val="ru-RU"/>
         </w:rPr>
-        <w:t>2025 Минск</w:t>
+        <w:t>202</w:t>
+      </w:r>
+      <w:r>
+        <w:rPr>
+          <w:rFonts w:ascii="Times New Roman" w:hAnsi="Times New Roman" w:cs="Times New Roman"/>
+          <w:bCs/>
+          <w:sz w:val="28"/>
+          <w:szCs w:val="28"/>
+          <w:lang w:val="ru-RU"/>
+        </w:rPr>
+        <w:t>6</w:t>
+      </w:r>
+      <w:r>
+        <w:rPr>
+          <w:rFonts w:ascii="Times New Roman" w:hAnsi="Times New Roman" w:cs="Times New Roman"/>
+          <w:bCs/>
+          <w:sz w:val="28"/>
+          <w:szCs w:val="28"/>
+          <w:lang w:val="ru-RU"/>
+        </w:rPr>
+        <w:t xml:space="preserve"> Минск</w:t>
       </w:r>
     </w:p>
     <w:p>
@@ -866,29 +864,7 @@
                 <w:szCs w:val="28"/>
                 <w:lang w:val="ru-RU"/>
               </w:rPr>
-              <w:t>3.1. Диаграмма ID</w:t>
-            </w:r>
-            <w:r>
-              <w:rPr>
-                <w:rStyle w:val="af2"/>
-                <w:rFonts w:ascii="Times New Roman" w:hAnsi="Times New Roman"/>
-                <w:noProof/>
-                <w:sz w:val="28"/>
-                <w:szCs w:val="28"/>
-                <w:lang w:val="ru-RU"/>
-              </w:rPr>
-              <w:t>E</w:t>
-            </w:r>
-            <w:r>
-              <w:rPr>
-                <w:rStyle w:val="af2"/>
-                <w:rFonts w:ascii="Times New Roman" w:hAnsi="Times New Roman"/>
-                <w:noProof/>
-                <w:sz w:val="28"/>
-                <w:szCs w:val="28"/>
-                <w:lang w:val="ru-RU"/>
-              </w:rPr>
-              <w:t>F3 для процесса "Проверить права доступа" (А1)</w:t>
+              <w:t>3.1. Диаграмма IDEF3 для процесса "Проверить права доступа" (А1)</w:t>
             </w:r>
             <w:r>
               <w:rPr>
@@ -1391,51 +1367,7 @@
           <w:szCs w:val="28"/>
           <w:lang w:val="ru-RU"/>
         </w:rPr>
-        <w:t xml:space="preserve">Draw.io (https://app.diagrams.net/) — это бесплатный онлайн-редактор диаграмм с открытым исходным кодом, разрабатываемый компанией </w:t>
-      </w:r>
-      <w:proofErr w:type="spellStart"/>
-      <w:r>
-        <w:rPr>
-          <w:rFonts w:ascii="Times New Roman" w:hAnsi="Times New Roman" w:cs="Times New Roman"/>
-          <w:color w:val="000000" w:themeColor="text1"/>
-          <w:sz w:val="28"/>
-          <w:szCs w:val="28"/>
-          <w:lang w:val="ru-RU"/>
-        </w:rPr>
-        <w:t>JGraph</w:t>
-      </w:r>
-      <w:proofErr w:type="spellEnd"/>
-      <w:r>
-        <w:rPr>
-          <w:rFonts w:ascii="Times New Roman" w:hAnsi="Times New Roman" w:cs="Times New Roman"/>
-          <w:color w:val="000000" w:themeColor="text1"/>
-          <w:sz w:val="28"/>
-          <w:szCs w:val="28"/>
-          <w:lang w:val="ru-RU"/>
-        </w:rPr>
-        <w:t xml:space="preserve"> Ltd (Великобритания). Редактор работает непосредственно в браузере, не требует установки и доступен на всех основных операционных системах (Windows, </w:t>
-      </w:r>
-      <w:proofErr w:type="spellStart"/>
-      <w:r>
-        <w:rPr>
-          <w:rFonts w:ascii="Times New Roman" w:hAnsi="Times New Roman" w:cs="Times New Roman"/>
-          <w:color w:val="000000" w:themeColor="text1"/>
-          <w:sz w:val="28"/>
-          <w:szCs w:val="28"/>
-          <w:lang w:val="ru-RU"/>
-        </w:rPr>
-        <w:t>macOS</w:t>
-      </w:r>
-      <w:proofErr w:type="spellEnd"/>
-      <w:r>
-        <w:rPr>
-          <w:rFonts w:ascii="Times New Roman" w:hAnsi="Times New Roman" w:cs="Times New Roman"/>
-          <w:color w:val="000000" w:themeColor="text1"/>
-          <w:sz w:val="28"/>
-          <w:szCs w:val="28"/>
-          <w:lang w:val="ru-RU"/>
-        </w:rPr>
-        <w:t>, Linux). Режим использования полностью бесплатный как для личных, так и для образовательных целей.</w:t>
+        <w:t>Draw.io (https://app.diagrams.net/) — это бесплатный онлайн-редактор диаграмм с открытым исходным кодом, разрабатываемый компанией JGraph Ltd (Великобритания). Редактор работает непосредственно в браузере, не требует установки и доступен на всех основных операционных системах (Windows, macOS, Linux). Режим использования полностью бесплатный как для личных, так и для образовательных целей.</w:t>
       </w:r>
     </w:p>
     <w:p>
@@ -1604,6 +1536,7 @@
       <w:r>
         <w:rPr>
           <w:rFonts w:ascii="Times New Roman" w:hAnsi="Times New Roman" w:cs="Times New Roman"/>
+          <w:noProof/>
           <w:color w:val="000000" w:themeColor="text1"/>
           <w:sz w:val="28"/>
           <w:szCs w:val="28"/>
@@ -1704,17 +1637,7 @@
           <w:szCs w:val="28"/>
           <w:lang w:val="ru-RU"/>
         </w:rPr>
-        <w:t>Проверить права доступа</w:t>
-      </w:r>
-      <w:r>
-        <w:rPr>
-          <w:rFonts w:ascii="Times New Roman" w:hAnsi="Times New Roman" w:cs="Times New Roman"/>
-          <w:color w:val="000000" w:themeColor="text1"/>
-          <w:sz w:val="28"/>
-          <w:szCs w:val="28"/>
-          <w:lang w:val="ru-RU"/>
-        </w:rPr>
-        <w:t xml:space="preserve"> </w:t>
+        <w:t xml:space="preserve">Проверить права доступа </w:t>
       </w:r>
       <w:r>
         <w:rPr>
@@ -1962,6 +1885,7 @@
       <w:r>
         <w:rPr>
           <w:rFonts w:ascii="Times New Roman" w:hAnsi="Times New Roman" w:cs="Times New Roman"/>
+          <w:noProof/>
           <w:color w:val="000000" w:themeColor="text1"/>
           <w:sz w:val="28"/>
           <w:szCs w:val="28"/>
